--- a/南航开放课题_报告正文_0923.docx
+++ b/南航开放课题_报告正文_0923.docx
@@ -1374,7 +1374,7 @@
         <w:rPr>
           <w:color w:val="000000"/>
         </w:rPr>
-        <w:t xml:space="preserve">3.2　反向动力学建模与运动控制</w:t>
+        <w:t>3.2　倒置动力学建模与运动控制</w:t>
       </w:r>
     </w:p>
     <w:p>
@@ -1383,9 +1383,9 @@
       </w:pPr>
       <w:r>
         <w:rPr>
-          <w:color w:val="000000"/>
-        </w:rPr>
-        <w:t xml:space="preserve">以作业端为浮动基、实际安装端为虚拟末端，沿作业端向安装端重新组织运动链，建立反向动力学模型。通过安装界面的运动与受力计入桁架对机械臂的作用，分析基座振动、关节运动与末端负载的耦合传递。模型基本形式为：</w:t>
+          <w:rFonts w:hint="eastAsia"/>
+        </w:rPr>
+        <w:t xml:space="preserve">以作业端为六自由度浮动基、实际安装端为虚拟末端，沿作业端至安装端重新组织运动链，建立倒置动力学模型：</w:t>
       </w:r>
     </w:p>
     <w:p>
@@ -1401,7 +1401,7 @@
         <m:oMath>
           <m:r>
             <m:rPr>
-              <m:sty m:val="b"/>
+              <m:sty m:val="bi"/>
             </m:rPr>
             <m:t>M</m:t>
           </m:r>
@@ -1412,7 +1412,7 @@
             <m:e>
               <m:r>
                 <m:rPr>
-                  <m:sty m:val="b"/>
+                  <m:sty m:val="bi"/>
                 </m:rPr>
                 <m:t>ν</m:t>
               </m:r>
@@ -1426,7 +1426,7 @@
           </m:r>
           <m:r>
             <m:rPr>
-              <m:sty m:val="b"/>
+              <m:sty m:val="bi"/>
             </m:rPr>
             <m:t>h</m:t>
           </m:r>
@@ -1440,7 +1440,7 @@
             <m:e>
               <m:r>
                 <m:rPr>
-                  <m:sty m:val="b"/>
+                  <m:sty m:val="bi"/>
                 </m:rPr>
                 <m:t>S</m:t>
               </m:r>
@@ -1448,8 +1448,8 @@
             <m:sup>
               <m:r>
                 <m:rPr>
+                  <m:scr m:val="sans-serif"/>
                   <m:sty m:val="p"/>
-                  <m:scr m:val="sans-serif"/>
                 </m:rPr>
                 <m:t>T</m:t>
               </m:r>
@@ -1459,7 +1459,7 @@
             <m:e>
               <m:r>
                 <m:rPr>
-                  <m:sty m:val="b"/>
+                  <m:sty m:val="bi"/>
                 </m:rPr>
                 <m:t>τ</m:t>
               </m:r>
@@ -1480,7 +1480,7 @@
             <m:e>
               <m:r>
                 <m:rPr>
-                  <m:sty m:val="b"/>
+                  <m:sty m:val="bi"/>
                 </m:rPr>
                 <m:t>J</m:t>
               </m:r>
@@ -1493,8 +1493,8 @@
             <m:sup>
               <m:r>
                 <m:rPr>
+                  <m:scr m:val="sans-serif"/>
                   <m:sty m:val="p"/>
-                  <m:scr m:val="sans-serif"/>
                 </m:rPr>
                 <m:t>T</m:t>
               </m:r>
@@ -1504,7 +1504,7 @@
             <m:e>
               <m:r>
                 <m:rPr>
-                  <m:sty m:val="b"/>
+                  <m:sty m:val="bi"/>
                 </m:rPr>
                 <m:t>F</m:t>
               </m:r>
@@ -1525,7 +1525,7 @@
             <m:e>
               <m:r>
                 <m:rPr>
-                  <m:sty m:val="b"/>
+                  <m:sty m:val="bi"/>
                 </m:rPr>
                 <m:t>J</m:t>
               </m:r>
@@ -1538,8 +1538,8 @@
             <m:sup>
               <m:r>
                 <m:rPr>
+                  <m:scr m:val="sans-serif"/>
                   <m:sty m:val="p"/>
-                  <m:scr m:val="sans-serif"/>
                 </m:rPr>
                 <m:t>T</m:t>
               </m:r>
@@ -1549,7 +1549,7 @@
             <m:e>
               <m:r>
                 <m:rPr>
-                  <m:sty m:val="b"/>
+                  <m:sty m:val="bi"/>
                 </m:rPr>
                 <m:t>F</m:t>
               </m:r>
@@ -1578,63 +1578,63 @@
       </w:pPr>
       <w:r>
         <w:rPr>
-          <w:color w:val="000000"/>
+          <w:rFonts w:hint="eastAsia"/>
         </w:rPr>
         <w:t xml:space="preserve">其中，</w:t>
       </w:r>
       <m:oMath>
         <m:r>
           <m:rPr>
-            <m:sty m:val="b"/>
+            <m:sty m:val="bi"/>
           </m:rPr>
           <m:t>ν</m:t>
         </m:r>
       </m:oMath>
       <w:r>
         <w:rPr>
-          <w:color w:val="000000"/>
+          <w:rFonts w:hint="eastAsia"/>
         </w:rPr>
         <w:t xml:space="preserve">由作业端体速度和关节速度组成，</w:t>
       </w:r>
       <m:oMath>
         <m:r>
           <m:rPr>
-            <m:sty m:val="b"/>
+            <m:sty m:val="bi"/>
           </m:rPr>
           <m:t>M</m:t>
         </m:r>
       </m:oMath>
       <w:r>
         <w:rPr>
-          <w:color w:val="000000"/>
-        </w:rPr>
-        <w:t xml:space="preserve">与</w:t>
+          <w:rFonts w:hint="eastAsia"/>
+        </w:rPr>
+        <w:t xml:space="preserve">为惯性矩阵，</w:t>
       </w:r>
       <m:oMath>
         <m:r>
           <m:rPr>
-            <m:sty m:val="b"/>
+            <m:sty m:val="bi"/>
           </m:rPr>
           <m:t>h</m:t>
         </m:r>
       </m:oMath>
       <w:r>
         <w:rPr>
-          <w:color w:val="000000"/>
-        </w:rPr>
-        <w:t xml:space="preserve">分别为惯性矩阵和包含科氏、离心及重力作用的偏置项；</w:t>
+          <w:rFonts w:hint="eastAsia"/>
+        </w:rPr>
+        <w:t xml:space="preserve">包含科氏、离心及重力项；</w:t>
       </w:r>
       <m:oMath>
         <m:r>
           <m:rPr>
-            <m:sty m:val="b"/>
+            <m:sty m:val="bi"/>
           </m:rPr>
           <m:t>S</m:t>
         </m:r>
       </m:oMath>
       <w:r>
         <w:rPr>
-          <w:color w:val="000000"/>
+          <w:rFonts w:hint="eastAsia"/>
         </w:rPr>
         <w:t xml:space="preserve">为关节选择矩阵，</w:t>
       </w:r>
@@ -1643,7 +1643,7 @@
           <m:e>
             <m:r>
               <m:rPr>
-                <m:sty m:val="b"/>
+                <m:sty m:val="bi"/>
               </m:rPr>
               <m:t>τ</m:t>
             </m:r>
@@ -1657,7 +1657,7 @@
       </m:oMath>
       <w:r>
         <w:rPr>
-          <w:color w:val="000000"/>
+          <w:rFonts w:hint="eastAsia"/>
         </w:rPr>
         <w:t xml:space="preserve">为关节驱动力矩；</w:t>
       </w:r>
@@ -1666,7 +1666,7 @@
           <m:e>
             <m:r>
               <m:rPr>
-                <m:sty m:val="b"/>
+                <m:sty m:val="bi"/>
               </m:rPr>
               <m:t>F</m:t>
             </m:r>
@@ -1679,9 +1679,6 @@
         </m:sSub>
       </m:oMath>
       <w:r>
-        <w:rPr>
-          <w:color w:val="000000"/>
-        </w:rPr>
         <w:t xml:space="preserve">、</w:t>
       </w:r>
       <m:oMath>
@@ -1689,7 +1686,7 @@
           <m:e>
             <m:r>
               <m:rPr>
-                <m:sty m:val="b"/>
+                <m:sty m:val="bi"/>
               </m:rPr>
               <m:t>F</m:t>
             </m:r>
@@ -1703,16 +1700,16 @@
       </m:oMath>
       <w:r>
         <w:rPr>
-          <w:color w:val="000000"/>
-        </w:rPr>
-        <w:t xml:space="preserve">及其雅可比矩阵</w:t>
+          <w:rFonts w:hint="eastAsia"/>
+        </w:rPr>
+        <w:t xml:space="preserve">分别为作用于作业端和安装端的界面力与力矩，</w:t>
       </w:r>
       <m:oMath>
         <m:sSub>
           <m:e>
             <m:r>
               <m:rPr>
-                <m:sty m:val="b"/>
+                <m:sty m:val="bi"/>
               </m:rPr>
               <m:t>J</m:t>
             </m:r>
@@ -1725,9 +1722,6 @@
         </m:sSub>
       </m:oMath>
       <w:r>
-        <w:rPr>
-          <w:color w:val="000000"/>
-        </w:rPr>
         <w:t xml:space="preserve">、</w:t>
       </w:r>
       <m:oMath>
@@ -1735,7 +1729,7 @@
           <m:e>
             <m:r>
               <m:rPr>
-                <m:sty m:val="b"/>
+                <m:sty m:val="bi"/>
               </m:rPr>
               <m:t>J</m:t>
             </m:r>
@@ -1749,16 +1743,16 @@
       </m:oMath>
       <w:r>
         <w:rPr>
-          <w:color w:val="000000"/>
-        </w:rPr>
-        <w:t xml:space="preserve">分别对应实际作业端和安装端。自由运动时</w:t>
+          <w:rFonts w:hint="eastAsia"/>
+        </w:rPr>
+        <w:t xml:space="preserve">为对应雅可比矩阵。当前自由空间位姿保持实验取</w:t>
       </w:r>
       <m:oMath>
         <m:sSub>
           <m:e>
             <m:r>
               <m:rPr>
-                <m:sty m:val="b"/>
+                <m:sty m:val="bi"/>
               </m:rPr>
               <m:t>F</m:t>
             </m:r>
@@ -1780,32 +1774,29 @@
         </m:r>
       </m:oMath>
       <w:r>
-        <w:rPr>
-          <w:color w:val="000000"/>
-        </w:rPr>
-        <w:t xml:space="preserve">，接触时由力传感测量计入；力旋量与速度采用功共轭坐标表达。</w:t>
-      </w:r>
-    </w:p>
-    <w:p>
-      <w:pPr>
-        <w:pStyle w:val="BodyText"/>
-      </w:pPr>
-      <w:r>
-        <w:rPr>
-          <w:color w:val="000000"/>
-        </w:rPr>
-        <w:t xml:space="preserve">以现有安装端静力平衡近似为基线，结合实测基座运动与界面载荷，研究动态偏差随激励和负载的变化规律，形成控制所需的载荷描述与误差范围。地面实验中，模拟机械臂末端与作业机械臂基座固定连接，对应模型的实际安装端；通过指令、实测运动与受力对照，校核地面激励和控制模型的对应关系。</w:t>
-      </w:r>
-    </w:p>
-    <w:p>
-      <w:pPr>
-        <w:pStyle w:val="BodyText"/>
-      </w:pPr>
-      <w:r>
-        <w:rPr>
-          <w:color w:val="000000"/>
-        </w:rPr>
-        <w:t xml:space="preserve">在</w:t>
+        <w:t xml:space="preserve">。</w:t>
+      </w:r>
+    </w:p>
+    <w:p>
+      <w:pPr>
+        <w:pStyle w:val="BodyText"/>
+      </w:pPr>
+      <w:r>
+        <w:rPr>
+          <w:rFonts w:hint="eastAsia"/>
+        </w:rPr>
+        <w:t xml:space="preserve">安装端载荷采用随构型更新的静态支撑近似：根据当前构型下的重力项和安装端雅可比，求解满足浮动基六维静力平衡的支撑载荷，并将其映射为广义力，作为动力学约束中的载荷基线。地面实验中，将模拟机械臂末端与作业机械臂安装端刚性连接，由模拟机械臂施加基座运动；作业机械臂以初始作业端世界位姿为固定目标，期望速度和加速度均设为零，通过位置与姿态误差评价基座运动下的位姿保持效果。</w:t>
+      </w:r>
+    </w:p>
+    <w:p>
+      <w:pPr>
+        <w:pStyle w:val="BodyText"/>
+      </w:pPr>
+      <w:r>
+        <w:rPr>
+          <w:rFonts w:hint="eastAsia"/>
+        </w:rPr>
+        <w:t xml:space="preserve">为将作业端位姿偏差转化为加速度参考，在</w:t>
       </w:r>
       <m:oMath>
         <m:r>
@@ -1838,9 +1829,9 @@
       </m:oMath>
       <w:r>
         <w:rPr>
-          <w:color w:val="000000"/>
-        </w:rPr>
-        <w:t xml:space="preserve">上统一描述实际位姿</w:t>
+          <w:rFonts w:hint="eastAsia"/>
+        </w:rPr>
+        <w:t xml:space="preserve">上描述实际位姿</w:t>
       </w:r>
       <m:oMath>
         <m:sSub>
@@ -1858,7 +1849,7 @@
       </m:oMath>
       <w:r>
         <w:rPr>
-          <w:color w:val="000000"/>
+          <w:rFonts w:hint="eastAsia"/>
         </w:rPr>
         <w:t xml:space="preserve">与期望位姿</w:t>
       </w:r>
@@ -1878,14 +1869,14 @@
       </m:oMath>
       <w:r>
         <w:rPr>
-          <w:color w:val="000000"/>
-        </w:rPr>
-        <w:t xml:space="preserve">，采用局部误差坐标</w:t>
+          <w:rFonts w:hint="eastAsia"/>
+        </w:rPr>
+        <w:t xml:space="preserve">，定义局部误差坐标</w:t>
       </w:r>
       <m:oMath>
         <m:r>
           <m:rPr>
-            <m:sty m:val="b"/>
+            <m:sty m:val="bi"/>
           </m:rPr>
           <m:t>λ</m:t>
         </m:r>
@@ -1897,7 +1888,6 @@
         </m:r>
         <m:r>
           <m:rPr>
-            <m:nor/>
             <m:sty m:val="p"/>
           </m:rPr>
           <m:t>Log</m:t>
@@ -1964,9 +1954,9 @@
       </m:oMath>
       <w:r>
         <w:rPr>
-          <w:color w:val="000000"/>
-        </w:rPr>
-        <w:t xml:space="preserve">，将几何阻抗映射为误差动态[19]：</w:t>
+          <w:rFonts w:hint="eastAsia"/>
+        </w:rPr>
+        <w:t xml:space="preserve">，并在误差坐标中构造阻抗关系[19]：</w:t>
       </w:r>
     </w:p>
     <w:p>
@@ -1984,7 +1974,7 @@
             <m:e>
               <m:r>
                 <m:rPr>
-                  <m:sty m:val="b"/>
+                  <m:sty m:val="bi"/>
                 </m:rPr>
                 <m:t>A</m:t>
               </m:r>
@@ -1995,19 +1985,43 @@
               </m:r>
             </m:sub>
           </m:sSub>
-          <m:acc>
-            <m:accPr>
-              <m:chr m:val="̈"/>
-            </m:accPr>
+          <m:sSub>
             <m:e>
+              <m:acc>
+                <m:accPr>
+                  <m:chr m:val="̈"/>
+                </m:accPr>
+                <m:e>
+                  <m:r>
+                    <m:rPr>
+                      <m:sty m:val="bi"/>
+                    </m:rPr>
+                    <m:t>λ</m:t>
+                  </m:r>
+                </m:e>
+              </m:acc>
+            </m:e>
+            <m:sub>
               <m:r>
                 <m:rPr>
-                  <m:sty m:val="b"/>
+                  <m:sty m:val="p"/>
                 </m:rPr>
-                <m:t>λ</m:t>
+                <m:t>r</m:t>
               </m:r>
-            </m:e>
-          </m:acc>
+              <m:r>
+                <m:rPr>
+                  <m:sty m:val="p"/>
+                </m:rPr>
+                <m:t>e</m:t>
+              </m:r>
+              <m:r>
+                <m:rPr>
+                  <m:sty m:val="p"/>
+                </m:rPr>
+                <m:t>f</m:t>
+              </m:r>
+            </m:sub>
+          </m:sSub>
           <m:r>
             <m:rPr>
               <m:sty m:val="p"/>
@@ -2018,7 +2032,7 @@
             <m:e>
               <m:r>
                 <m:rPr>
-                  <m:sty m:val="b"/>
+                  <m:sty m:val="bi"/>
                 </m:rPr>
                 <m:t>D</m:t>
               </m:r>
@@ -2036,7 +2050,7 @@
             <m:e>
               <m:r>
                 <m:rPr>
-                  <m:sty m:val="b"/>
+                  <m:sty m:val="bi"/>
                 </m:rPr>
                 <m:t>λ</m:t>
               </m:r>
@@ -2052,7 +2066,7 @@
             <m:e>
               <m:r>
                 <m:rPr>
-                  <m:sty m:val="b"/>
+                  <m:sty m:val="bi"/>
                 </m:rPr>
                 <m:t>K</m:t>
               </m:r>
@@ -2065,7 +2079,7 @@
           </m:sSub>
           <m:r>
             <m:rPr>
-              <m:sty m:val="b"/>
+              <m:sty m:val="bi"/>
             </m:rPr>
             <m:t>λ</m:t>
           </m:r>
@@ -2077,7 +2091,7 @@
           </m:r>
           <m:r>
             <m:rPr>
-              <m:sty m:val="b"/>
+              <m:sty m:val="bi"/>
             </m:rPr>
             <m:t>γ</m:t>
           </m:r>
@@ -2099,7 +2113,7 @@
       </w:pPr>
       <w:r>
         <w:rPr>
-          <w:color w:val="000000"/>
+          <w:rFonts w:hint="eastAsia"/>
         </w:rPr>
         <w:t xml:space="preserve">其中，</w:t>
       </w:r>
@@ -2108,7 +2122,7 @@
           <m:e>
             <m:r>
               <m:rPr>
-                <m:sty m:val="b"/>
+                <m:sty m:val="bi"/>
               </m:rPr>
               <m:t>A</m:t>
             </m:r>
@@ -2121,9 +2135,6 @@
         </m:sSub>
       </m:oMath>
       <w:r>
-        <w:rPr>
-          <w:color w:val="000000"/>
-        </w:rPr>
         <w:t xml:space="preserve">、</w:t>
       </w:r>
       <m:oMath>
@@ -2131,7 +2142,7 @@
           <m:e>
             <m:r>
               <m:rPr>
-                <m:sty m:val="b"/>
+                <m:sty m:val="bi"/>
               </m:rPr>
               <m:t>D</m:t>
             </m:r>
@@ -2145,16 +2156,16 @@
       </m:oMath>
       <w:r>
         <w:rPr>
-          <w:color w:val="000000"/>
-        </w:rPr>
-        <w:t xml:space="preserve">、</w:t>
+          <w:rFonts w:hint="eastAsia"/>
+        </w:rPr>
+        <w:t xml:space="preserve">和</w:t>
       </w:r>
       <m:oMath>
         <m:sSub>
           <m:e>
             <m:r>
               <m:rPr>
-                <m:sty m:val="b"/>
+                <m:sty m:val="bi"/>
               </m:rPr>
               <m:t>K</m:t>
             </m:r>
@@ -2168,34 +2179,79 @@
       </m:oMath>
       <w:r>
         <w:rPr>
-          <w:color w:val="000000"/>
-        </w:rPr>
-        <w:t xml:space="preserve">为经几何映射得到的等效惯量、阻尼和刚度矩阵，</w:t>
+          <w:rFonts w:hint="eastAsia"/>
+        </w:rPr>
+        <w:t xml:space="preserve">分别为误差坐标中的虚拟惯量、阻尼和刚度矩阵，</w:t>
       </w:r>
       <m:oMath>
         <m:r>
           <m:rPr>
-            <m:sty m:val="b"/>
+            <m:sty m:val="bi"/>
           </m:rPr>
           <m:t>γ</m:t>
         </m:r>
       </m:oMath>
       <w:r>
         <w:rPr>
-          <w:color w:val="000000"/>
-        </w:rPr>
-        <w:t xml:space="preserve">为与误差坐标及相对运动方向一致的广义接触输入。结合轨迹前馈和速度映射生成作业端参考加速度，校核误差坐标与其时间导数的一致性。</w:t>
-      </w:r>
-    </w:p>
-    <w:p>
-      <w:pPr>
-        <w:pStyle w:val="BodyText"/>
-      </w:pPr>
-      <w:r>
-        <w:rPr>
-          <w:color w:val="000000"/>
-        </w:rPr>
-        <w:t xml:space="preserve">将参考加速度嵌入动力学二次规划（QP），以参考跟踪、关节虚拟阻尼和力矩正则为目标，以反向动力学为等式约束，统一计入关节运动范围、力矩及其变化率限制。通过参考松弛处理期望运动不可实现的情形，研究约束激活、优化权重与实际阻抗的关系。以几何阻抗误差能量为基础，在优化可行、测量误差有界及参考足够平滑的条件下，分析典型约束激活区间内的局部稳定与误差界，结合受控扰动实验确定阻抗参数和参考变化速率的选取依据。</w:t>
+          <w:rFonts w:hint="eastAsia"/>
+        </w:rPr>
+        <w:t xml:space="preserve">为按误差方向约定的外力输入，当前实验取零。由该关系计算</w:t>
+      </w:r>
+      <m:oMath>
+        <m:sSub>
+          <m:e>
+            <m:acc>
+              <m:accPr>
+                <m:chr m:val="̈"/>
+              </m:accPr>
+              <m:e>
+                <m:r>
+                  <m:rPr>
+                    <m:sty m:val="bi"/>
+                  </m:rPr>
+                  <m:t>λ</m:t>
+                </m:r>
+              </m:e>
+            </m:acc>
+          </m:e>
+          <m:sub>
+            <m:r>
+              <m:rPr>
+                <m:sty m:val="p"/>
+              </m:rPr>
+              <m:t>r</m:t>
+            </m:r>
+            <m:r>
+              <m:rPr>
+                <m:sty m:val="p"/>
+              </m:rPr>
+              <m:t>e</m:t>
+            </m:r>
+            <m:r>
+              <m:rPr>
+                <m:sty m:val="p"/>
+              </m:rPr>
+              <m:t>f</m:t>
+            </m:r>
+          </m:sub>
+        </m:sSub>
+      </m:oMath>
+      <w:r>
+        <w:rPr>
+          <w:rFonts w:hint="eastAsia"/>
+        </w:rPr>
+        <w:t xml:space="preserve">，再通过指数映射的微分及其时间导数转换为作业端六维参考加速度，并统一到动力学求解所用坐标。</w:t>
+      </w:r>
+    </w:p>
+    <w:p>
+      <w:pPr>
+        <w:pStyle w:val="BodyText"/>
+      </w:pPr>
+      <w:r>
+        <w:rPr>
+          <w:rFonts w:hint="eastAsia"/>
+        </w:rPr>
+        <w:t xml:space="preserve">将作业端参考加速度作为动力学二次规划（QP）的软跟踪目标，结合关节速度阻尼对应的加速度参考和力矩正则项，联合优化作业端加速度、关节加速度与驱动力矩。以倒置动力学为等式约束，施加关节加速度、力矩幅值及单周期力矩变化量限制，并加入关节位置约束，求得满足上述约束的关节力矩。</w:t>
       </w:r>
     </w:p>
     <w:bookmarkEnd w:id="38"/>
@@ -2505,40 +2561,40 @@
         <w:rPr>
           <w:color w:val="000000"/>
         </w:rPr>
-        <w:t xml:space="preserve">依托现有平台，由基座运动模拟机械臂驱动作业机械臂基座产生可重复的平移与转动，复现桁架振动引起的安装端运动。按平台工作范围和预实验结果设置激励幅值、频率与方向，以末端配重调整负载，以同一安装状态下的静止基座作为基线。同步采集基座与末端位姿、关节状态及两端力和力矩，分析激励传递的幅值和相位偏差，建立界面运动与载荷表征方法。传感器标定、外参测定和时序同步作为测量保障，末端精度采用独立于控制反馈的测量评价。</w:t>
-      </w:r>
-    </w:p>
-    <w:p>
-      <w:pPr>
-        <w:pStyle w:val="BodyText"/>
-      </w:pPr>
-      <w:r>
-        <w:rPr>
-          <w:color w:val="000000"/>
-        </w:rPr>
-        <w:t xml:space="preserve">运动控制验证采用位姿保持、圆轨迹跟踪和接触扰动实验，结合仿真与实测对照，分析载荷描述及约束激活对实际阻抗的影响。保持任务参考和激励一致，核查实测基座运动，记录位置均方根误差、旋转测地误差、关节力矩及其变化率、安装端受力，并比较设计阻抗与力和运动实测响应；统计计算耗时分布、最大值和超周期比例，验证实时执行能力。每组正式对照至少重复5次，参数对照集中在代表性工况。</w:t>
-      </w:r>
-    </w:p>
-    <w:p>
-      <w:pPr>
-        <w:pStyle w:val="BodyText"/>
-      </w:pPr>
-      <w:r>
-        <w:rPr>
-          <w:color w:val="000000"/>
-        </w:rPr>
-        <w:t xml:space="preserve">组装验证选取一种典型接口和代表性载荷，将目标固定于独立刚性基准。先在基座静止时设置基础柔顺控制、仅配准、仅参考修正和二者结合的四组对照，再在代表性平移或转动激励下重复关键对照。统一初始偏差、执行时间和保持窗口，记录原始估计、限幅参考和实际到位结果，分离估计与执行误差，评价到位精度、达标次数、接触力峰值及安装端反作用。</w:t>
-      </w:r>
-    </w:p>
-    <w:p>
-      <w:pPr>
-        <w:pStyle w:val="BodyText"/>
-      </w:pPr>
-      <w:r>
-        <w:rPr>
-          <w:color w:val="000000"/>
-        </w:rPr>
-        <w:t xml:space="preserve">集成验证贯通接近、对准、插接与到位保持。正式对照前依据接口容差和测量精度固定工况及判据，成功与失败实验均纳入评价，调参数据不计入独立验证，报告绝对误差及重复实验离散程度。给定基座激励用于检验末端对振动扰动的适应能力；安装端反作用用于分析机器人对支撑结构的载荷作用，其降低不直接等同于桁架振幅降低。</w:t>
+        <w:t>由模拟机械臂驱动作业机械臂基座产生可重复的平移与转动，模拟桁架振动引起的安装端运动。依据平台范围和预实验设置激励参数，通过末端配重调整负载，以静止基座为基线。同步采集基座与末端位姿、关节位置、速度及关节力矩，分析运动传递的幅值与相位。完成标定、外参测定及时序同步，采用独立于控制反馈的测量评价末端精度。</w:t>
+      </w:r>
+    </w:p>
+    <w:p>
+      <w:pPr>
+        <w:pStyle w:val="BodyText"/>
+      </w:pPr>
+      <w:r>
+        <w:rPr>
+          <w:color w:val="000000"/>
+        </w:rPr>
+        <w:t>运动控制验证包括位姿保持、圆轨迹跟踪及接触扰动，结合仿真与实测，分析载荷近似和约束激活对运动响应的影响。统一参考与激励，核查基座实测运动，记录位置均方根误差、旋转测地误差、关节力矩及变化率，比较不同阻抗参数下的位姿响应；统计计算耗时分布、最大值及超周期比例。</w:t>
+      </w:r>
+    </w:p>
+    <w:p>
+      <w:pPr>
+        <w:pStyle w:val="BodyText"/>
+      </w:pPr>
+      <w:r>
+        <w:rPr>
+          <w:color w:val="000000"/>
+        </w:rPr>
+        <w:t>组装验证采用典型接口及负载，目标固定于独立刚性基准。基座静止时设置基础柔顺控制、仅配准、仅参考修正及二者结合四组对照，在代表性激励下重复关键对照。统一初始偏差、执行时间及保持窗口，记录估计、限幅参考与实际到位结果，分离估计和执行误差，评价到位精度与达标次数。</w:t>
+      </w:r>
+    </w:p>
+    <w:p>
+      <w:pPr>
+        <w:pStyle w:val="BodyText"/>
+      </w:pPr>
+      <w:r>
+        <w:rPr>
+          <w:color w:val="000000"/>
+        </w:rPr>
+        <w:t>集成验证贯通接近、对准、插接与到位保持，依据接口容差和测量精度预先确定工况及判据。成功与失败实验均纳入评价，调参数据不计入独立验证，统计到位位置与姿态误差的均值和标准差，记录组装成功率。通过静止基座与不同激励下的结果对照，评价基座运动对末端跟踪精度、组装成功率及到位保持效果的影响。</w:t>
       </w:r>
     </w:p>
     <w:bookmarkEnd w:id="40"/>
@@ -2587,7 +2643,7 @@
           <w:b/>
           <w:color w:val="000000"/>
         </w:rPr>
-        <w:t xml:space="preserve">在耦合动力学建模方面：</w:t>
+        <w:t>耦合动力学建模方面：</w:t>
       </w:r>
       <w:r>
         <w:rPr>
@@ -2606,7 +2662,7 @@
           <w:b/>
           <w:color w:val="000000"/>
         </w:rPr>
-        <w:t xml:space="preserve">在机械臂运动与阻抗控制方面：</w:t>
+        <w:t>机械臂运动与阻抗控制方面：</w:t>
       </w:r>
       <w:r>
         <w:rPr>
@@ -2625,7 +2681,7 @@
           <w:b/>
           <w:color w:val="000000"/>
         </w:rPr>
-        <w:t xml:space="preserve">在接触引导组装方面：</w:t>
+        <w:t>接触引导组装方面：</w:t>
       </w:r>
       <w:r>
         <w:rPr>
@@ -2657,7 +2713,7 @@
           <w:b/>
           <w:color w:val="000000"/>
         </w:rPr>
-        <w:t xml:space="preserve">从实验方案看：</w:t>
+        <w:t>实验方案：</w:t>
       </w:r>
       <w:r>
         <w:rPr>
@@ -2676,7 +2732,7 @@
           <w:b/>
           <w:color w:val="000000"/>
         </w:rPr>
-        <w:t xml:space="preserve">从研究基础与条件看：</w:t>
+        <w:t>研究基础与条件看：</w:t>
       </w:r>
       <w:r>
         <w:rPr>
